--- a/proposition_docsearch.docx
+++ b/proposition_docsearch.docx
@@ -1459,7 +1459,7 @@
                 <w:sz w:val="20"/>
                 <w:szCs w:val="20"/>
               </w:rPr>
-              <w:t xml:space="preserve">HTML5 + Nginx</w:t>
+              <w:t xml:space="preserve">Vue 3 + DSFR, servi par Nginx</w:t>
             </w:r>
           </w:p>
         </w:tc>
@@ -1495,7 +1495,7 @@
                 <w:sz w:val="20"/>
                 <w:szCs w:val="20"/>
               </w:rPr>
-              <w:t xml:space="preserve">Interface web accessible sur navigateur, sans installation client</w:t>
+              <w:t xml:space="preserve">Interface web conforme au Système de Design de l’État, accessible sur navigateur, sans installation client</w:t>
             </w:r>
           </w:p>
         </w:tc>
